--- a/raspisanie.docx
+++ b/raspisanie.docx
@@ -7,7 +7,7 @@
         <w:pStyle w:val="Heading1"/>
       </w:pPr>
       <w:r>
-        <w:t xml:space="preserve">План 3/3: тренировки, питание, осанка</w:t>
+        <w:t xml:space="preserve">План 3/3: расписание, тренировки, питание</w:t>
       </w:r>
     </w:p>
     <w:p>
@@ -15,7 +15,7 @@
         <w:spacing w:after="120"/>
       </w:pPr>
       <w:r>
-        <w:t xml:space="preserve">Цикл из 6 дней: 3 выходных (тренировки) и 3 рабочих. Старт: четверг, 8 октября. Цикл повторяется без пауз. Каждый 4-й блок облегчённый: 2 подхода вместо 3, без повышения ступеней.</w:t>
+        <w:t xml:space="preserve">Цикл из 6 дней: 3 выходных с тренировками и 3 рабочих. Старт: четверг, 8 октября. Подъём всегда в 07:00, сон с 23:00 до 07:00. Каждый 4-й блок облегчённый: 2 подхода вместо 3, без повышения ступеней.</w:t>
       </w:r>
     </w:p>
     <w:p>
@@ -24,79 +24,103 @@
         <w:spacing w:before="240"/>
       </w:pPr>
       <w:r>
-        <w:t xml:space="preserve">День 1 · Толкай (выходной)</w:t>
-      </w:r>
-    </w:p>
-    <w:p>
-      <w:pPr>
-        <w:pStyle w:val="ListParagraph"/>
-        <w:numPr>
-          <w:ilvl w:val="0"/>
-          <w:numId w:val="2"/>
-        </w:numPr>
-      </w:pPr>
-      <w:r>
-        <w:t xml:space="preserve">08:00 — Завтрак, около 25 мин</w:t>
-      </w:r>
-    </w:p>
-    <w:p>
-      <w:pPr>
-        <w:pStyle w:val="ListParagraph"/>
-        <w:numPr>
-          <w:ilvl w:val="0"/>
-          <w:numId w:val="2"/>
-        </w:numPr>
-      </w:pPr>
-      <w:r>
-        <w:t xml:space="preserve">10:00 — Тренировка, около 52 мин</w:t>
-      </w:r>
-    </w:p>
-    <w:p>
-      <w:pPr>
-        <w:pStyle w:val="ListParagraph"/>
-        <w:numPr>
-          <w:ilvl w:val="0"/>
-          <w:numId w:val="2"/>
-        </w:numPr>
-      </w:pPr>
-      <w:r>
-        <w:t xml:space="preserve">12:30 — Коктейль, около 10 мин</w:t>
-      </w:r>
-    </w:p>
-    <w:p>
-      <w:pPr>
-        <w:pStyle w:val="ListParagraph"/>
-        <w:numPr>
-          <w:ilvl w:val="0"/>
-          <w:numId w:val="2"/>
-        </w:numPr>
-      </w:pPr>
-      <w:r>
-        <w:t xml:space="preserve">14:00 — Обед, около 30 мин</w:t>
-      </w:r>
-    </w:p>
-    <w:p>
-      <w:pPr>
-        <w:pStyle w:val="ListParagraph"/>
-        <w:numPr>
-          <w:ilvl w:val="0"/>
-          <w:numId w:val="2"/>
-        </w:numPr>
-      </w:pPr>
-      <w:r>
-        <w:t xml:space="preserve">17:30 — Готовка (плов и котлеты на дни 2–3), около 60 мин</w:t>
-      </w:r>
-    </w:p>
-    <w:p>
-      <w:pPr>
-        <w:pStyle w:val="ListParagraph"/>
-        <w:numPr>
-          <w:ilvl w:val="0"/>
-          <w:numId w:val="2"/>
-        </w:numPr>
-      </w:pPr>
-      <w:r>
-        <w:t xml:space="preserve">19:30 — Ужин, около 30 мин</w:t>
+        <w:t xml:space="preserve">Выходной 1 · Толкай</w:t>
+      </w:r>
+    </w:p>
+    <w:p>
+      <w:pPr>
+        <w:pStyle w:val="ListParagraph"/>
+        <w:numPr>
+          <w:ilvl w:val="0"/>
+          <w:numId w:val="2"/>
+        </w:numPr>
+      </w:pPr>
+      <w:r>
+        <w:t xml:space="preserve">07:00 — Подъём</w:t>
+      </w:r>
+    </w:p>
+    <w:p>
+      <w:pPr>
+        <w:pStyle w:val="ListParagraph"/>
+        <w:numPr>
+          <w:ilvl w:val="0"/>
+          <w:numId w:val="2"/>
+        </w:numPr>
+      </w:pPr>
+      <w:r>
+        <w:t xml:space="preserve">07:30 — Завтрак (≈ 30 мин)</w:t>
+      </w:r>
+    </w:p>
+    <w:p>
+      <w:pPr>
+        <w:pStyle w:val="ListParagraph"/>
+        <w:numPr>
+          <w:ilvl w:val="0"/>
+          <w:numId w:val="2"/>
+        </w:numPr>
+      </w:pPr>
+      <w:r>
+        <w:t xml:space="preserve">10:00 — Тренировка · День 1 · Толкай (≈ 52 мин)</w:t>
+      </w:r>
+    </w:p>
+    <w:p>
+      <w:pPr>
+        <w:pStyle w:val="ListParagraph"/>
+        <w:numPr>
+          <w:ilvl w:val="0"/>
+          <w:numId w:val="2"/>
+        </w:numPr>
+      </w:pPr>
+      <w:r>
+        <w:t xml:space="preserve">11:02 — Коктейль (≈ 10 мин)</w:t>
+      </w:r>
+    </w:p>
+    <w:p>
+      <w:pPr>
+        <w:pStyle w:val="ListParagraph"/>
+        <w:numPr>
+          <w:ilvl w:val="0"/>
+          <w:numId w:val="2"/>
+        </w:numPr>
+      </w:pPr>
+      <w:r>
+        <w:t xml:space="preserve">12:00 — Готовка на 3 дня: обед и ужин (≈ 90 мин)</w:t>
+      </w:r>
+    </w:p>
+    <w:p>
+      <w:pPr>
+        <w:pStyle w:val="ListParagraph"/>
+        <w:numPr>
+          <w:ilvl w:val="0"/>
+          <w:numId w:val="2"/>
+        </w:numPr>
+      </w:pPr>
+      <w:r>
+        <w:t xml:space="preserve">14:00 — Обед (≈ 30 мин)</w:t>
+      </w:r>
+    </w:p>
+    <w:p>
+      <w:pPr>
+        <w:pStyle w:val="ListParagraph"/>
+        <w:numPr>
+          <w:ilvl w:val="0"/>
+          <w:numId w:val="2"/>
+        </w:numPr>
+      </w:pPr>
+      <w:r>
+        <w:t xml:space="preserve">19:30 — Ужин (≈ 30 мин)</w:t>
+      </w:r>
+    </w:p>
+    <w:p>
+      <w:pPr>
+        <w:pStyle w:val="ListParagraph"/>
+        <w:numPr>
+          <w:ilvl w:val="0"/>
+          <w:numId w:val="2"/>
+        </w:numPr>
+      </w:pPr>
+      <w:r>
+        <w:t xml:space="preserve">23:00–07:00 — Сон</w:t>
       </w:r>
     </w:p>
     <w:p>
@@ -105,67 +129,91 @@
         <w:spacing w:before="240"/>
       </w:pPr>
       <w:r>
-        <w:t xml:space="preserve">День 2 · Тяни (выходной)</w:t>
-      </w:r>
-    </w:p>
-    <w:p>
-      <w:pPr>
-        <w:pStyle w:val="ListParagraph"/>
-        <w:numPr>
-          <w:ilvl w:val="0"/>
-          <w:numId w:val="2"/>
-        </w:numPr>
-      </w:pPr>
-      <w:r>
-        <w:t xml:space="preserve">08:00 — Завтрак, около 25 мин</w:t>
-      </w:r>
-    </w:p>
-    <w:p>
-      <w:pPr>
-        <w:pStyle w:val="ListParagraph"/>
-        <w:numPr>
-          <w:ilvl w:val="0"/>
-          <w:numId w:val="2"/>
-        </w:numPr>
-      </w:pPr>
-      <w:r>
-        <w:t xml:space="preserve">10:00 — Тренировка, около 51 мин</w:t>
-      </w:r>
-    </w:p>
-    <w:p>
-      <w:pPr>
-        <w:pStyle w:val="ListParagraph"/>
-        <w:numPr>
-          <w:ilvl w:val="0"/>
-          <w:numId w:val="2"/>
-        </w:numPr>
-      </w:pPr>
-      <w:r>
-        <w:t xml:space="preserve">12:30 — Коктейль, около 10 мин</w:t>
-      </w:r>
-    </w:p>
-    <w:p>
-      <w:pPr>
-        <w:pStyle w:val="ListParagraph"/>
-        <w:numPr>
-          <w:ilvl w:val="0"/>
-          <w:numId w:val="2"/>
-        </w:numPr>
-      </w:pPr>
-      <w:r>
-        <w:t xml:space="preserve">14:00 — Обед, около 30 мин</w:t>
-      </w:r>
-    </w:p>
-    <w:p>
-      <w:pPr>
-        <w:pStyle w:val="ListParagraph"/>
-        <w:numPr>
-          <w:ilvl w:val="0"/>
-          <w:numId w:val="2"/>
-        </w:numPr>
-      </w:pPr>
-      <w:r>
-        <w:t xml:space="preserve">19:30 — Ужин, около 30 мин</w:t>
+        <w:t xml:space="preserve">Выходной 2 · Тяни</w:t>
+      </w:r>
+    </w:p>
+    <w:p>
+      <w:pPr>
+        <w:pStyle w:val="ListParagraph"/>
+        <w:numPr>
+          <w:ilvl w:val="0"/>
+          <w:numId w:val="2"/>
+        </w:numPr>
+      </w:pPr>
+      <w:r>
+        <w:t xml:space="preserve">07:00 — Подъём</w:t>
+      </w:r>
+    </w:p>
+    <w:p>
+      <w:pPr>
+        <w:pStyle w:val="ListParagraph"/>
+        <w:numPr>
+          <w:ilvl w:val="0"/>
+          <w:numId w:val="2"/>
+        </w:numPr>
+      </w:pPr>
+      <w:r>
+        <w:t xml:space="preserve">07:30 — Завтрак (≈ 30 мин)</w:t>
+      </w:r>
+    </w:p>
+    <w:p>
+      <w:pPr>
+        <w:pStyle w:val="ListParagraph"/>
+        <w:numPr>
+          <w:ilvl w:val="0"/>
+          <w:numId w:val="2"/>
+        </w:numPr>
+      </w:pPr>
+      <w:r>
+        <w:t xml:space="preserve">10:00 — Тренировка · День 2 · Тяни (≈ 51 мин)</w:t>
+      </w:r>
+    </w:p>
+    <w:p>
+      <w:pPr>
+        <w:pStyle w:val="ListParagraph"/>
+        <w:numPr>
+          <w:ilvl w:val="0"/>
+          <w:numId w:val="2"/>
+        </w:numPr>
+      </w:pPr>
+      <w:r>
+        <w:t xml:space="preserve">11:01 — Коктейль (≈ 10 мин)</w:t>
+      </w:r>
+    </w:p>
+    <w:p>
+      <w:pPr>
+        <w:pStyle w:val="ListParagraph"/>
+        <w:numPr>
+          <w:ilvl w:val="0"/>
+          <w:numId w:val="2"/>
+        </w:numPr>
+      </w:pPr>
+      <w:r>
+        <w:t xml:space="preserve">14:00 — Обед (≈ 30 мин)</w:t>
+      </w:r>
+    </w:p>
+    <w:p>
+      <w:pPr>
+        <w:pStyle w:val="ListParagraph"/>
+        <w:numPr>
+          <w:ilvl w:val="0"/>
+          <w:numId w:val="2"/>
+        </w:numPr>
+      </w:pPr>
+      <w:r>
+        <w:t xml:space="preserve">19:30 — Ужин (≈ 30 мин)</w:t>
+      </w:r>
+    </w:p>
+    <w:p>
+      <w:pPr>
+        <w:pStyle w:val="ListParagraph"/>
+        <w:numPr>
+          <w:ilvl w:val="0"/>
+          <w:numId w:val="2"/>
+        </w:numPr>
+      </w:pPr>
+      <w:r>
+        <w:t xml:space="preserve">23:00–07:00 — Сон</w:t>
       </w:r>
     </w:p>
     <w:p>
@@ -174,79 +222,91 @@
         <w:spacing w:before="240"/>
       </w:pPr>
       <w:r>
-        <w:t xml:space="preserve">День 3 · Ноги и пресс (выходной)</w:t>
-      </w:r>
-    </w:p>
-    <w:p>
-      <w:pPr>
-        <w:pStyle w:val="ListParagraph"/>
-        <w:numPr>
-          <w:ilvl w:val="0"/>
-          <w:numId w:val="2"/>
-        </w:numPr>
-      </w:pPr>
-      <w:r>
-        <w:t xml:space="preserve">08:00 — Завтрак, около 25 мин</w:t>
-      </w:r>
-    </w:p>
-    <w:p>
-      <w:pPr>
-        <w:pStyle w:val="ListParagraph"/>
-        <w:numPr>
-          <w:ilvl w:val="0"/>
-          <w:numId w:val="2"/>
-        </w:numPr>
-      </w:pPr>
-      <w:r>
-        <w:t xml:space="preserve">10:00 — Тренировка, около 51 мин</w:t>
-      </w:r>
-    </w:p>
-    <w:p>
-      <w:pPr>
-        <w:pStyle w:val="ListParagraph"/>
-        <w:numPr>
-          <w:ilvl w:val="0"/>
-          <w:numId w:val="2"/>
-        </w:numPr>
-      </w:pPr>
-      <w:r>
-        <w:t xml:space="preserve">12:30 — Коктейль, около 10 мин</w:t>
-      </w:r>
-    </w:p>
-    <w:p>
-      <w:pPr>
-        <w:pStyle w:val="ListParagraph"/>
-        <w:numPr>
-          <w:ilvl w:val="0"/>
-          <w:numId w:val="2"/>
-        </w:numPr>
-      </w:pPr>
-      <w:r>
-        <w:t xml:space="preserve">14:00 — Обед, около 30 мин</w:t>
-      </w:r>
-    </w:p>
-    <w:p>
-      <w:pPr>
-        <w:pStyle w:val="ListParagraph"/>
-        <w:numPr>
-          <w:ilvl w:val="0"/>
-          <w:numId w:val="2"/>
-        </w:numPr>
-      </w:pPr>
-      <w:r>
-        <w:t xml:space="preserve">17:30 — Готовка (котлеты на 3 рабочих завтрака), около 60 мин</w:t>
-      </w:r>
-    </w:p>
-    <w:p>
-      <w:pPr>
-        <w:pStyle w:val="ListParagraph"/>
-        <w:numPr>
-          <w:ilvl w:val="0"/>
-          <w:numId w:val="2"/>
-        </w:numPr>
-      </w:pPr>
-      <w:r>
-        <w:t xml:space="preserve">19:30 — Ужин, около 30 мин</w:t>
+        <w:t xml:space="preserve">Выходной 3 · Ноги и пресс</w:t>
+      </w:r>
+    </w:p>
+    <w:p>
+      <w:pPr>
+        <w:pStyle w:val="ListParagraph"/>
+        <w:numPr>
+          <w:ilvl w:val="0"/>
+          <w:numId w:val="2"/>
+        </w:numPr>
+      </w:pPr>
+      <w:r>
+        <w:t xml:space="preserve">07:00 — Подъём</w:t>
+      </w:r>
+    </w:p>
+    <w:p>
+      <w:pPr>
+        <w:pStyle w:val="ListParagraph"/>
+        <w:numPr>
+          <w:ilvl w:val="0"/>
+          <w:numId w:val="2"/>
+        </w:numPr>
+      </w:pPr>
+      <w:r>
+        <w:t xml:space="preserve">07:30 — Завтрак (≈ 30 мин)</w:t>
+      </w:r>
+    </w:p>
+    <w:p>
+      <w:pPr>
+        <w:pStyle w:val="ListParagraph"/>
+        <w:numPr>
+          <w:ilvl w:val="0"/>
+          <w:numId w:val="2"/>
+        </w:numPr>
+      </w:pPr>
+      <w:r>
+        <w:t xml:space="preserve">10:00 — Тренировка · День 3 · Ноги и пресс (≈ 51 мин)</w:t>
+      </w:r>
+    </w:p>
+    <w:p>
+      <w:pPr>
+        <w:pStyle w:val="ListParagraph"/>
+        <w:numPr>
+          <w:ilvl w:val="0"/>
+          <w:numId w:val="2"/>
+        </w:numPr>
+      </w:pPr>
+      <w:r>
+        <w:t xml:space="preserve">11:01 — Коктейль (≈ 10 мин)</w:t>
+      </w:r>
+    </w:p>
+    <w:p>
+      <w:pPr>
+        <w:pStyle w:val="ListParagraph"/>
+        <w:numPr>
+          <w:ilvl w:val="0"/>
+          <w:numId w:val="2"/>
+        </w:numPr>
+      </w:pPr>
+      <w:r>
+        <w:t xml:space="preserve">14:00 — Обед (≈ 30 мин)</w:t>
+      </w:r>
+    </w:p>
+    <w:p>
+      <w:pPr>
+        <w:pStyle w:val="ListParagraph"/>
+        <w:numPr>
+          <w:ilvl w:val="0"/>
+          <w:numId w:val="2"/>
+        </w:numPr>
+      </w:pPr>
+      <w:r>
+        <w:t xml:space="preserve">19:30 — Ужин (≈ 30 мин)</w:t>
+      </w:r>
+    </w:p>
+    <w:p>
+      <w:pPr>
+        <w:pStyle w:val="ListParagraph"/>
+        <w:numPr>
+          <w:ilvl w:val="0"/>
+          <w:numId w:val="2"/>
+        </w:numPr>
+      </w:pPr>
+      <w:r>
+        <w:t xml:space="preserve">23:00–07:00 — Сон</w:t>
       </w:r>
     </w:p>
     <w:p>
@@ -267,31 +327,103 @@
         </w:numPr>
       </w:pPr>
       <w:r>
-        <w:t xml:space="preserve">08:00 — Завтрак, около 25 мин</w:t>
-      </w:r>
-    </w:p>
-    <w:p>
-      <w:pPr>
-        <w:pStyle w:val="ListParagraph"/>
-        <w:numPr>
-          <w:ilvl w:val="0"/>
-          <w:numId w:val="2"/>
-        </w:numPr>
-      </w:pPr>
-      <w:r>
-        <w:t xml:space="preserve">15:00 — Коктейль, около 10 мин</w:t>
-      </w:r>
-    </w:p>
-    <w:p>
-      <w:pPr>
-        <w:pStyle w:val="ListParagraph"/>
-        <w:numPr>
-          <w:ilvl w:val="0"/>
-          <w:numId w:val="2"/>
-        </w:numPr>
-      </w:pPr>
-      <w:r>
-        <w:t xml:space="preserve">20:00 — Блок осанки, около 9 мин</w:t>
+        <w:t xml:space="preserve">07:00 — Подъём</w:t>
+      </w:r>
+    </w:p>
+    <w:p>
+      <w:pPr>
+        <w:pStyle w:val="ListParagraph"/>
+        <w:numPr>
+          <w:ilvl w:val="0"/>
+          <w:numId w:val="2"/>
+        </w:numPr>
+      </w:pPr>
+      <w:r>
+        <w:t xml:space="preserve">07:00 — Блок осанки (≈ 9 мин)</w:t>
+      </w:r>
+    </w:p>
+    <w:p>
+      <w:pPr>
+        <w:pStyle w:val="ListParagraph"/>
+        <w:numPr>
+          <w:ilvl w:val="0"/>
+          <w:numId w:val="2"/>
+        </w:numPr>
+      </w:pPr>
+      <w:r>
+        <w:t xml:space="preserve">07:19 — Завтрак (≈ 30 мин)</w:t>
+      </w:r>
+    </w:p>
+    <w:p>
+      <w:pPr>
+        <w:pStyle w:val="ListParagraph"/>
+        <w:numPr>
+          <w:ilvl w:val="0"/>
+          <w:numId w:val="2"/>
+        </w:numPr>
+      </w:pPr>
+      <w:r>
+        <w:t xml:space="preserve">07:59 — Дорога на работу (≈ 60 мин)</w:t>
+      </w:r>
+    </w:p>
+    <w:p>
+      <w:pPr>
+        <w:pStyle w:val="ListParagraph"/>
+        <w:numPr>
+          <w:ilvl w:val="0"/>
+          <w:numId w:val="2"/>
+        </w:numPr>
+      </w:pPr>
+      <w:r>
+        <w:t xml:space="preserve">08:59–20:59 — Работа (12 ч)</w:t>
+      </w:r>
+    </w:p>
+    <w:p>
+      <w:pPr>
+        <w:pStyle w:val="ListParagraph"/>
+        <w:numPr>
+          <w:ilvl w:val="0"/>
+          <w:numId w:val="2"/>
+        </w:numPr>
+      </w:pPr>
+      <w:r>
+        <w:t xml:space="preserve">12:00–13:00 — Обед на работе (столовая, вне плана)</w:t>
+      </w:r>
+    </w:p>
+    <w:p>
+      <w:pPr>
+        <w:pStyle w:val="ListParagraph"/>
+        <w:numPr>
+          <w:ilvl w:val="0"/>
+          <w:numId w:val="2"/>
+        </w:numPr>
+      </w:pPr>
+      <w:r>
+        <w:t xml:space="preserve">20:59 — Дорога домой (≈ 60 мин)</w:t>
+      </w:r>
+    </w:p>
+    <w:p>
+      <w:pPr>
+        <w:pStyle w:val="ListParagraph"/>
+        <w:numPr>
+          <w:ilvl w:val="0"/>
+          <w:numId w:val="2"/>
+        </w:numPr>
+      </w:pPr>
+      <w:r>
+        <w:t xml:space="preserve">22:09 — Коктейль (≈ 10 мин)</w:t>
+      </w:r>
+    </w:p>
+    <w:p>
+      <w:pPr>
+        <w:pStyle w:val="ListParagraph"/>
+        <w:numPr>
+          <w:ilvl w:val="0"/>
+          <w:numId w:val="2"/>
+        </w:numPr>
+      </w:pPr>
+      <w:r>
+        <w:t xml:space="preserve">23:00–07:00 — Сон</w:t>
       </w:r>
     </w:p>
     <w:p>
@@ -300,67 +432,67 @@
         <w:spacing w:before="240"/>
       </w:pPr>
       <w:r>
-        <w:t xml:space="preserve">Как работает приложение</w:t>
-      </w:r>
-    </w:p>
-    <w:p>
-      <w:pPr>
-        <w:pStyle w:val="ListParagraph"/>
-        <w:numPr>
-          <w:ilvl w:val="0"/>
-          <w:numId w:val="2"/>
-        </w:numPr>
-      </w:pPr>
-      <w:r>
-        <w:t xml:space="preserve">Вкладка «Сейчас» показывает текущую активность по расписанию. «Начать» запускает её, «Завершить» записывает в Отчёт.</w:t>
-      </w:r>
-    </w:p>
-    <w:p>
-      <w:pPr>
-        <w:pStyle w:val="ListParagraph"/>
-        <w:numPr>
-          <w:ilvl w:val="0"/>
-          <w:numId w:val="2"/>
-        </w:numPr>
-      </w:pPr>
-      <w:r>
-        <w:t xml:space="preserve">Если ты не отметился, активность заполняется в Отчёте по шаблону: плановое время и длительность. Исправить можно кнопкой ✎.</w:t>
-      </w:r>
-    </w:p>
-    <w:p>
-      <w:pPr>
-        <w:pStyle w:val="ListParagraph"/>
-        <w:numPr>
-          <w:ilvl w:val="0"/>
-          <w:numId w:val="2"/>
-        </w:numPr>
-      </w:pPr>
-      <w:r>
-        <w:t xml:space="preserve">Среднее время активностей считается по Отчёту (по шаблону, если не отмечено).</w:t>
-      </w:r>
-    </w:p>
-    <w:p>
-      <w:pPr>
-        <w:pStyle w:val="ListParagraph"/>
-        <w:numPr>
-          <w:ilvl w:val="0"/>
-          <w:numId w:val="2"/>
-        </w:numPr>
-      </w:pPr>
-      <w:r>
-        <w:t xml:space="preserve">Автозаполненные тренировки не меняют ступени упражнений: прогресс считается только по тренировкам, пройденным в приложении.</w:t>
-      </w:r>
-    </w:p>
-    <w:p>
-      <w:pPr>
-        <w:pStyle w:val="ListParagraph"/>
-        <w:numPr>
-          <w:ilvl w:val="0"/>
-          <w:numId w:val="2"/>
-        </w:numPr>
-      </w:pPr>
-      <w:r>
-        <w:t xml:space="preserve">Уведомления приходят в момент начала активности, пока приложение запущено.</w:t>
+        <w:t xml:space="preserve">Рабочий график</w:t>
+      </w:r>
+    </w:p>
+    <w:p>
+      <w:pPr>
+        <w:pStyle w:val="ListParagraph"/>
+        <w:numPr>
+          <w:ilvl w:val="0"/>
+          <w:numId w:val="2"/>
+        </w:numPr>
+      </w:pPr>
+      <w:r>
+        <w:t xml:space="preserve">Работа 09:00–21:00: 12 часов с момента прихода. Дорога до 60 минут в одну сторону.</w:t>
+      </w:r>
+    </w:p>
+    <w:p>
+      <w:pPr>
+        <w:pStyle w:val="ListParagraph"/>
+        <w:numPr>
+          <w:ilvl w:val="0"/>
+          <w:numId w:val="2"/>
+        </w:numPr>
+      </w:pPr>
+      <w:r>
+        <w:t xml:space="preserve">Чем раньше приедешь на работу, тем раньше выедешь домой: время выезда домой = приход + 12 часов.</w:t>
+      </w:r>
+    </w:p>
+    <w:p>
+      <w:pPr>
+        <w:pStyle w:val="ListParagraph"/>
+        <w:numPr>
+          <w:ilvl w:val="0"/>
+          <w:numId w:val="2"/>
+        </w:numPr>
+      </w:pPr>
+      <w:r>
+        <w:t xml:space="preserve">Обед на работе 12:00–13:00 в столовой, вне плана. В рабочие дни по плану только завтрак и коктейль.</w:t>
+      </w:r>
+    </w:p>
+    <w:p>
+      <w:pPr>
+        <w:pStyle w:val="ListParagraph"/>
+        <w:numPr>
+          <w:ilvl w:val="0"/>
+          <w:numId w:val="2"/>
+        </w:numPr>
+      </w:pPr>
+      <w:r>
+        <w:t xml:space="preserve">Завтрак и коктейль готовятся перед употреблением. Обед и ужин готовятся в первый выходной сразу на три дня.</w:t>
+      </w:r>
+    </w:p>
+    <w:p>
+      <w:pPr>
+        <w:pStyle w:val="ListParagraph"/>
+        <w:numPr>
+          <w:ilvl w:val="0"/>
+          <w:numId w:val="2"/>
+        </w:numPr>
+      </w:pPr>
+      <w:r>
+        <w:t xml:space="preserve">Между активностями заложен запас 10 минут.</w:t>
       </w:r>
     </w:p>
     <w:p>
@@ -369,31 +501,67 @@
         <w:spacing w:before="240"/>
       </w:pPr>
       <w:r>
-        <w:t xml:space="preserve">Прогрессия</w:t>
-      </w:r>
-    </w:p>
-    <w:p>
-      <w:pPr>
-        <w:pStyle w:val="ListParagraph"/>
-        <w:numPr>
-          <w:ilvl w:val="0"/>
-          <w:numId w:val="2"/>
-        </w:numPr>
-      </w:pPr>
-      <w:r>
-        <w:t xml:space="preserve">Цель ступени выполнена чисто во всех подходах на двух тренировках подряд: берёшь следующую ступень лестницы.</w:t>
-      </w:r>
-    </w:p>
-    <w:p>
-      <w:pPr>
-        <w:pStyle w:val="ListParagraph"/>
-        <w:numPr>
-          <w:ilvl w:val="0"/>
-          <w:numId w:val="2"/>
-        </w:numPr>
-      </w:pPr>
-      <w:r>
-        <w:t xml:space="preserve">Вес рюкзака появляется, только когда вариации с весом тела закончились.</w:t>
+        <w:t xml:space="preserve">Как работает приложение</w:t>
+      </w:r>
+    </w:p>
+    <w:p>
+      <w:pPr>
+        <w:pStyle w:val="ListParagraph"/>
+        <w:numPr>
+          <w:ilvl w:val="0"/>
+          <w:numId w:val="2"/>
+        </w:numPr>
+      </w:pPr>
+      <w:r>
+        <w:t xml:space="preserve">«Сейчас» показывает текущую активность по расписанию. «Начать» запускает её, «Завершить» фиксирует реальное время.</w:t>
+      </w:r>
+    </w:p>
+    <w:p>
+      <w:pPr>
+        <w:pStyle w:val="ListParagraph"/>
+        <w:numPr>
+          <w:ilvl w:val="0"/>
+          <w:numId w:val="2"/>
+        </w:numPr>
+      </w:pPr>
+      <w:r>
+        <w:t xml:space="preserve">Отчёт заполнять не нужно. Если активность не отмечена, время подставляется само: сначала расчётное, потом среднее по замерам. Замер, отличающийся от среднего больше чем на 2 часа, не учитывается.</w:t>
+      </w:r>
+    </w:p>
+    <w:p>
+      <w:pPr>
+        <w:pStyle w:val="ListParagraph"/>
+        <w:numPr>
+          <w:ilvl w:val="0"/>
+          <w:numId w:val="2"/>
+        </w:numPr>
+      </w:pPr>
+      <w:r>
+        <w:t xml:space="preserve">Следующие активности сдвигаются по фактическому времени (например, раньше приехал на работу, раньше выезд домой).</w:t>
+      </w:r>
+    </w:p>
+    <w:p>
+      <w:pPr>
+        <w:pStyle w:val="ListParagraph"/>
+        <w:numPr>
+          <w:ilvl w:val="0"/>
+          <w:numId w:val="2"/>
+        </w:numPr>
+      </w:pPr>
+      <w:r>
+        <w:t xml:space="preserve">Автозаполненные тренировки не меняют ступени упражнений: прогресс считается только по тренировкам, пройденным в приложении.</w:t>
+      </w:r>
+    </w:p>
+    <w:p>
+      <w:pPr>
+        <w:pStyle w:val="ListParagraph"/>
+        <w:numPr>
+          <w:ilvl w:val="0"/>
+          <w:numId w:val="2"/>
+        </w:numPr>
+      </w:pPr>
+      <w:r>
+        <w:t xml:space="preserve">Уведомления приходят в момент начала активности: из трея (если он установлен) или из открытого приложения.</w:t>
       </w:r>
     </w:p>
     <w:p>
@@ -402,7 +570,19 @@
         <w:spacing w:before="240"/>
       </w:pPr>
       <w:r>
-        <w:t xml:space="preserve">Питание</w:t>
+        <w:t xml:space="preserve">Прогрессия и питание</w:t>
+      </w:r>
+    </w:p>
+    <w:p>
+      <w:pPr>
+        <w:pStyle w:val="ListParagraph"/>
+        <w:numPr>
+          <w:ilvl w:val="0"/>
+          <w:numId w:val="2"/>
+        </w:numPr>
+      </w:pPr>
+      <w:r>
+        <w:t xml:space="preserve">Цель ступени выполнена чисто во всех подходах на двух тренировках подряд: берёшь следующую ступень. Вес рюкзака появляется, только когда вариации с весом тела закончились.</w:t>
       </w:r>
     </w:p>
     <w:p>
@@ -415,18 +595,6 @@
       </w:pPr>
       <w:r>
         <w:t xml:space="preserve">Рычаг профицита: геркулес в завтраке (100 г сейчас). Каждый блок приложение сверяет средний вес и меняет геркулес на 25 г.</w:t>
-      </w:r>
-    </w:p>
-    <w:p>
-      <w:pPr>
-        <w:pStyle w:val="ListParagraph"/>
-        <w:numPr>
-          <w:ilvl w:val="0"/>
-          <w:numId w:val="2"/>
-        </w:numPr>
-      </w:pPr>
-      <w:r>
-        <w:t xml:space="preserve">Рабочие дни: только завтрак и коктейль по плану, остальное вне плана (добавь не меньше 50 г белка).</w:t>
       </w:r>
     </w:p>
     <w:sectPr>

--- a/raspisanie.docx
+++ b/raspisanie.docx
@@ -21,7 +21,6 @@
     <w:p>
       <w:pPr>
         <w:pStyle w:val="Heading2"/>
-        <w:spacing w:before="240"/>
       </w:pPr>
       <w:r>
         <w:t xml:space="preserve">Выходной 1 · Толкай</w:t>
@@ -34,6 +33,7 @@
           <w:ilvl w:val="0"/>
           <w:numId w:val="2"/>
         </w:numPr>
+        <w:spacing w:after="40"/>
       </w:pPr>
       <w:r>
         <w:t xml:space="preserve">07:00 — Подъём</w:t>
@@ -46,6 +46,7 @@
           <w:ilvl w:val="0"/>
           <w:numId w:val="2"/>
         </w:numPr>
+        <w:spacing w:after="40"/>
       </w:pPr>
       <w:r>
         <w:t xml:space="preserve">07:30 — Завтрак (≈ 30 мин)</w:t>
@@ -58,66 +59,72 @@
           <w:ilvl w:val="0"/>
           <w:numId w:val="2"/>
         </w:numPr>
-      </w:pPr>
-      <w:r>
-        <w:t xml:space="preserve">10:00 — Тренировка · День 1 · Толкай (≈ 52 мин)</w:t>
-      </w:r>
-    </w:p>
-    <w:p>
-      <w:pPr>
-        <w:pStyle w:val="ListParagraph"/>
-        <w:numPr>
-          <w:ilvl w:val="0"/>
-          <w:numId w:val="2"/>
-        </w:numPr>
-      </w:pPr>
-      <w:r>
-        <w:t xml:space="preserve">11:02 — Коктейль (≈ 10 мин)</w:t>
-      </w:r>
-    </w:p>
-    <w:p>
-      <w:pPr>
-        <w:pStyle w:val="ListParagraph"/>
-        <w:numPr>
-          <w:ilvl w:val="0"/>
-          <w:numId w:val="2"/>
-        </w:numPr>
-      </w:pPr>
-      <w:r>
-        <w:t xml:space="preserve">12:00 — Готовка на 3 дня: обед и ужин (≈ 90 мин)</w:t>
-      </w:r>
-    </w:p>
-    <w:p>
-      <w:pPr>
-        <w:pStyle w:val="ListParagraph"/>
-        <w:numPr>
-          <w:ilvl w:val="0"/>
-          <w:numId w:val="2"/>
-        </w:numPr>
-      </w:pPr>
-      <w:r>
-        <w:t xml:space="preserve">14:00 — Обед (≈ 30 мин)</w:t>
-      </w:r>
-    </w:p>
-    <w:p>
-      <w:pPr>
-        <w:pStyle w:val="ListParagraph"/>
-        <w:numPr>
-          <w:ilvl w:val="0"/>
-          <w:numId w:val="2"/>
-        </w:numPr>
-      </w:pPr>
-      <w:r>
-        <w:t xml:space="preserve">19:30 — Ужин (≈ 30 мин)</w:t>
-      </w:r>
-    </w:p>
-    <w:p>
-      <w:pPr>
-        <w:pStyle w:val="ListParagraph"/>
-        <w:numPr>
-          <w:ilvl w:val="0"/>
-          <w:numId w:val="2"/>
-        </w:numPr>
+        <w:spacing w:after="40"/>
+      </w:pPr>
+      <w:r>
+        <w:t xml:space="preserve">11:30 — Готовка на 3 дня: обед и ужин (≈ 90 мин)</w:t>
+      </w:r>
+    </w:p>
+    <w:p>
+      <w:pPr>
+        <w:pStyle w:val="ListParagraph"/>
+        <w:numPr>
+          <w:ilvl w:val="0"/>
+          <w:numId w:val="2"/>
+        </w:numPr>
+        <w:spacing w:after="40"/>
+      </w:pPr>
+      <w:r>
+        <w:t xml:space="preserve">13:30 — Обед (≈ 30 мин)</w:t>
+      </w:r>
+    </w:p>
+    <w:p>
+      <w:pPr>
+        <w:pStyle w:val="ListParagraph"/>
+        <w:numPr>
+          <w:ilvl w:val="0"/>
+          <w:numId w:val="2"/>
+        </w:numPr>
+        <w:spacing w:after="40"/>
+      </w:pPr>
+      <w:r>
+        <w:t xml:space="preserve">17:30 — Тренировка · День 1 · Толкай (≈ 52 мин)</w:t>
+      </w:r>
+    </w:p>
+    <w:p>
+      <w:pPr>
+        <w:pStyle w:val="ListParagraph"/>
+        <w:numPr>
+          <w:ilvl w:val="0"/>
+          <w:numId w:val="2"/>
+        </w:numPr>
+        <w:spacing w:after="40"/>
+      </w:pPr>
+      <w:r>
+        <w:t xml:space="preserve">18:32 — Коктейль (≈ 10 мин)</w:t>
+      </w:r>
+    </w:p>
+    <w:p>
+      <w:pPr>
+        <w:pStyle w:val="ListParagraph"/>
+        <w:numPr>
+          <w:ilvl w:val="0"/>
+          <w:numId w:val="2"/>
+        </w:numPr>
+        <w:spacing w:after="40"/>
+      </w:pPr>
+      <w:r>
+        <w:t xml:space="preserve">20:00 — Ужин (≈ 30 мин)</w:t>
+      </w:r>
+    </w:p>
+    <w:p>
+      <w:pPr>
+        <w:pStyle w:val="ListParagraph"/>
+        <w:numPr>
+          <w:ilvl w:val="0"/>
+          <w:numId w:val="2"/>
+        </w:numPr>
+        <w:spacing w:after="40"/>
       </w:pPr>
       <w:r>
         <w:t xml:space="preserve">23:00–07:00 — Сон</w:t>
@@ -126,7 +133,6 @@
     <w:p>
       <w:pPr>
         <w:pStyle w:val="Heading2"/>
-        <w:spacing w:before="240"/>
       </w:pPr>
       <w:r>
         <w:t xml:space="preserve">Выходной 2 · Тяни</w:t>
@@ -139,6 +145,7 @@
           <w:ilvl w:val="0"/>
           <w:numId w:val="2"/>
         </w:numPr>
+        <w:spacing w:after="40"/>
       </w:pPr>
       <w:r>
         <w:t xml:space="preserve">07:00 — Подъём</w:t>
@@ -151,6 +158,7 @@
           <w:ilvl w:val="0"/>
           <w:numId w:val="2"/>
         </w:numPr>
+        <w:spacing w:after="40"/>
       </w:pPr>
       <w:r>
         <w:t xml:space="preserve">07:30 — Завтрак (≈ 30 мин)</w:t>
@@ -163,54 +171,59 @@
           <w:ilvl w:val="0"/>
           <w:numId w:val="2"/>
         </w:numPr>
-      </w:pPr>
-      <w:r>
-        <w:t xml:space="preserve">10:00 — Тренировка · День 2 · Тяни (≈ 51 мин)</w:t>
-      </w:r>
-    </w:p>
-    <w:p>
-      <w:pPr>
-        <w:pStyle w:val="ListParagraph"/>
-        <w:numPr>
-          <w:ilvl w:val="0"/>
-          <w:numId w:val="2"/>
-        </w:numPr>
-      </w:pPr>
-      <w:r>
-        <w:t xml:space="preserve">11:01 — Коктейль (≈ 10 мин)</w:t>
-      </w:r>
-    </w:p>
-    <w:p>
-      <w:pPr>
-        <w:pStyle w:val="ListParagraph"/>
-        <w:numPr>
-          <w:ilvl w:val="0"/>
-          <w:numId w:val="2"/>
-        </w:numPr>
-      </w:pPr>
-      <w:r>
-        <w:t xml:space="preserve">14:00 — Обед (≈ 30 мин)</w:t>
-      </w:r>
-    </w:p>
-    <w:p>
-      <w:pPr>
-        <w:pStyle w:val="ListParagraph"/>
-        <w:numPr>
-          <w:ilvl w:val="0"/>
-          <w:numId w:val="2"/>
-        </w:numPr>
-      </w:pPr>
-      <w:r>
-        <w:t xml:space="preserve">19:30 — Ужин (≈ 30 мин)</w:t>
-      </w:r>
-    </w:p>
-    <w:p>
-      <w:pPr>
-        <w:pStyle w:val="ListParagraph"/>
-        <w:numPr>
-          <w:ilvl w:val="0"/>
-          <w:numId w:val="2"/>
-        </w:numPr>
+        <w:spacing w:after="40"/>
+      </w:pPr>
+      <w:r>
+        <w:t xml:space="preserve">13:30 — Обед (≈ 30 мин)</w:t>
+      </w:r>
+    </w:p>
+    <w:p>
+      <w:pPr>
+        <w:pStyle w:val="ListParagraph"/>
+        <w:numPr>
+          <w:ilvl w:val="0"/>
+          <w:numId w:val="2"/>
+        </w:numPr>
+        <w:spacing w:after="40"/>
+      </w:pPr>
+      <w:r>
+        <w:t xml:space="preserve">17:30 — Тренировка · День 2 · Тяни (≈ 51 мин)</w:t>
+      </w:r>
+    </w:p>
+    <w:p>
+      <w:pPr>
+        <w:pStyle w:val="ListParagraph"/>
+        <w:numPr>
+          <w:ilvl w:val="0"/>
+          <w:numId w:val="2"/>
+        </w:numPr>
+        <w:spacing w:after="40"/>
+      </w:pPr>
+      <w:r>
+        <w:t xml:space="preserve">18:31 — Коктейль (≈ 10 мин)</w:t>
+      </w:r>
+    </w:p>
+    <w:p>
+      <w:pPr>
+        <w:pStyle w:val="ListParagraph"/>
+        <w:numPr>
+          <w:ilvl w:val="0"/>
+          <w:numId w:val="2"/>
+        </w:numPr>
+        <w:spacing w:after="40"/>
+      </w:pPr>
+      <w:r>
+        <w:t xml:space="preserve">20:00 — Ужин (≈ 30 мин)</w:t>
+      </w:r>
+    </w:p>
+    <w:p>
+      <w:pPr>
+        <w:pStyle w:val="ListParagraph"/>
+        <w:numPr>
+          <w:ilvl w:val="0"/>
+          <w:numId w:val="2"/>
+        </w:numPr>
+        <w:spacing w:after="40"/>
       </w:pPr>
       <w:r>
         <w:t xml:space="preserve">23:00–07:00 — Сон</w:t>
@@ -219,7 +232,6 @@
     <w:p>
       <w:pPr>
         <w:pStyle w:val="Heading2"/>
-        <w:spacing w:before="240"/>
       </w:pPr>
       <w:r>
         <w:t xml:space="preserve">Выходной 3 · Ноги и пресс</w:t>
@@ -232,6 +244,7 @@
           <w:ilvl w:val="0"/>
           <w:numId w:val="2"/>
         </w:numPr>
+        <w:spacing w:after="40"/>
       </w:pPr>
       <w:r>
         <w:t xml:space="preserve">07:00 — Подъём</w:t>
@@ -244,6 +257,7 @@
           <w:ilvl w:val="0"/>
           <w:numId w:val="2"/>
         </w:numPr>
+        <w:spacing w:after="40"/>
       </w:pPr>
       <w:r>
         <w:t xml:space="preserve">07:30 — Завтрак (≈ 30 мин)</w:t>
@@ -256,54 +270,59 @@
           <w:ilvl w:val="0"/>
           <w:numId w:val="2"/>
         </w:numPr>
-      </w:pPr>
-      <w:r>
-        <w:t xml:space="preserve">10:00 — Тренировка · День 3 · Ноги и пресс (≈ 51 мин)</w:t>
-      </w:r>
-    </w:p>
-    <w:p>
-      <w:pPr>
-        <w:pStyle w:val="ListParagraph"/>
-        <w:numPr>
-          <w:ilvl w:val="0"/>
-          <w:numId w:val="2"/>
-        </w:numPr>
-      </w:pPr>
-      <w:r>
-        <w:t xml:space="preserve">11:01 — Коктейль (≈ 10 мин)</w:t>
-      </w:r>
-    </w:p>
-    <w:p>
-      <w:pPr>
-        <w:pStyle w:val="ListParagraph"/>
-        <w:numPr>
-          <w:ilvl w:val="0"/>
-          <w:numId w:val="2"/>
-        </w:numPr>
-      </w:pPr>
-      <w:r>
-        <w:t xml:space="preserve">14:00 — Обед (≈ 30 мин)</w:t>
-      </w:r>
-    </w:p>
-    <w:p>
-      <w:pPr>
-        <w:pStyle w:val="ListParagraph"/>
-        <w:numPr>
-          <w:ilvl w:val="0"/>
-          <w:numId w:val="2"/>
-        </w:numPr>
-      </w:pPr>
-      <w:r>
-        <w:t xml:space="preserve">19:30 — Ужин (≈ 30 мин)</w:t>
-      </w:r>
-    </w:p>
-    <w:p>
-      <w:pPr>
-        <w:pStyle w:val="ListParagraph"/>
-        <w:numPr>
-          <w:ilvl w:val="0"/>
-          <w:numId w:val="2"/>
-        </w:numPr>
+        <w:spacing w:after="40"/>
+      </w:pPr>
+      <w:r>
+        <w:t xml:space="preserve">13:30 — Обед (≈ 30 мин)</w:t>
+      </w:r>
+    </w:p>
+    <w:p>
+      <w:pPr>
+        <w:pStyle w:val="ListParagraph"/>
+        <w:numPr>
+          <w:ilvl w:val="0"/>
+          <w:numId w:val="2"/>
+        </w:numPr>
+        <w:spacing w:after="40"/>
+      </w:pPr>
+      <w:r>
+        <w:t xml:space="preserve">17:30 — Тренировка · День 3 · Ноги и пресс (≈ 51 мин)</w:t>
+      </w:r>
+    </w:p>
+    <w:p>
+      <w:pPr>
+        <w:pStyle w:val="ListParagraph"/>
+        <w:numPr>
+          <w:ilvl w:val="0"/>
+          <w:numId w:val="2"/>
+        </w:numPr>
+        <w:spacing w:after="40"/>
+      </w:pPr>
+      <w:r>
+        <w:t xml:space="preserve">18:31 — Коктейль (≈ 10 мин)</w:t>
+      </w:r>
+    </w:p>
+    <w:p>
+      <w:pPr>
+        <w:pStyle w:val="ListParagraph"/>
+        <w:numPr>
+          <w:ilvl w:val="0"/>
+          <w:numId w:val="2"/>
+        </w:numPr>
+        <w:spacing w:after="40"/>
+      </w:pPr>
+      <w:r>
+        <w:t xml:space="preserve">20:00 — Ужин (≈ 30 мин)</w:t>
+      </w:r>
+    </w:p>
+    <w:p>
+      <w:pPr>
+        <w:pStyle w:val="ListParagraph"/>
+        <w:numPr>
+          <w:ilvl w:val="0"/>
+          <w:numId w:val="2"/>
+        </w:numPr>
+        <w:spacing w:after="40"/>
       </w:pPr>
       <w:r>
         <w:t xml:space="preserve">23:00–07:00 — Сон</w:t>
@@ -312,7 +331,6 @@
     <w:p>
       <w:pPr>
         <w:pStyle w:val="Heading2"/>
-        <w:spacing w:before="240"/>
       </w:pPr>
       <w:r>
         <w:t xml:space="preserve">Рабочие дни (3 подряд)</w:t>
@@ -325,6 +343,7 @@
           <w:ilvl w:val="0"/>
           <w:numId w:val="2"/>
         </w:numPr>
+        <w:spacing w:after="40"/>
       </w:pPr>
       <w:r>
         <w:t xml:space="preserve">07:00 — Подъём</w:t>
@@ -337,6 +356,7 @@
           <w:ilvl w:val="0"/>
           <w:numId w:val="2"/>
         </w:numPr>
+        <w:spacing w:after="40"/>
       </w:pPr>
       <w:r>
         <w:t xml:space="preserve">07:00 — Блок осанки (≈ 9 мин)</w:t>
@@ -349,6 +369,7 @@
           <w:ilvl w:val="0"/>
           <w:numId w:val="2"/>
         </w:numPr>
+        <w:spacing w:after="40"/>
       </w:pPr>
       <w:r>
         <w:t xml:space="preserve">07:19 — Завтрак (≈ 30 мин)</w:t>
@@ -361,6 +382,7 @@
           <w:ilvl w:val="0"/>
           <w:numId w:val="2"/>
         </w:numPr>
+        <w:spacing w:after="40"/>
       </w:pPr>
       <w:r>
         <w:t xml:space="preserve">07:59 — Дорога на работу (≈ 60 мин)</w:t>
@@ -373,6 +395,7 @@
           <w:ilvl w:val="0"/>
           <w:numId w:val="2"/>
         </w:numPr>
+        <w:spacing w:after="40"/>
       </w:pPr>
       <w:r>
         <w:t xml:space="preserve">08:59–20:59 — Работа (12 ч)</w:t>
@@ -385,6 +408,7 @@
           <w:ilvl w:val="0"/>
           <w:numId w:val="2"/>
         </w:numPr>
+        <w:spacing w:after="40"/>
       </w:pPr>
       <w:r>
         <w:t xml:space="preserve">12:00–13:00 — Обед на работе (столовая, вне плана)</w:t>
@@ -397,6 +421,7 @@
           <w:ilvl w:val="0"/>
           <w:numId w:val="2"/>
         </w:numPr>
+        <w:spacing w:after="40"/>
       </w:pPr>
       <w:r>
         <w:t xml:space="preserve">20:59 — Дорога домой (≈ 60 мин)</w:t>
@@ -409,6 +434,7 @@
           <w:ilvl w:val="0"/>
           <w:numId w:val="2"/>
         </w:numPr>
+        <w:spacing w:after="40"/>
       </w:pPr>
       <w:r>
         <w:t xml:space="preserve">22:09 — Коктейль (≈ 10 мин)</w:t>
@@ -421,6 +447,7 @@
           <w:ilvl w:val="0"/>
           <w:numId w:val="2"/>
         </w:numPr>
+        <w:spacing w:after="40"/>
       </w:pPr>
       <w:r>
         <w:t xml:space="preserve">23:00–07:00 — Сон</w:t>
@@ -429,7 +456,6 @@
     <w:p>
       <w:pPr>
         <w:pStyle w:val="Heading2"/>
-        <w:spacing w:before="240"/>
       </w:pPr>
       <w:r>
         <w:t xml:space="preserve">Рабочий график</w:t>
@@ -442,6 +468,7 @@
           <w:ilvl w:val="0"/>
           <w:numId w:val="2"/>
         </w:numPr>
+        <w:spacing w:after="40"/>
       </w:pPr>
       <w:r>
         <w:t xml:space="preserve">Работа 09:00–21:00: 12 часов с момента прихода. Дорога до 60 минут в одну сторону.</w:t>
@@ -454,6 +481,7 @@
           <w:ilvl w:val="0"/>
           <w:numId w:val="2"/>
         </w:numPr>
+        <w:spacing w:after="40"/>
       </w:pPr>
       <w:r>
         <w:t xml:space="preserve">Чем раньше приедешь на работу, тем раньше выедешь домой: время выезда домой = приход + 12 часов.</w:t>
@@ -466,6 +494,7 @@
           <w:ilvl w:val="0"/>
           <w:numId w:val="2"/>
         </w:numPr>
+        <w:spacing w:after="40"/>
       </w:pPr>
       <w:r>
         <w:t xml:space="preserve">Обед на работе 12:00–13:00 в столовой, вне плана. В рабочие дни по плану только завтрак и коктейль.</w:t>
@@ -478,6 +507,7 @@
           <w:ilvl w:val="0"/>
           <w:numId w:val="2"/>
         </w:numPr>
+        <w:spacing w:after="40"/>
       </w:pPr>
       <w:r>
         <w:t xml:space="preserve">Завтрак и коктейль готовятся перед употреблением. Обед и ужин готовятся в первый выходной сразу на три дня.</w:t>
@@ -490,6 +520,7 @@
           <w:ilvl w:val="0"/>
           <w:numId w:val="2"/>
         </w:numPr>
+        <w:spacing w:after="40"/>
       </w:pPr>
       <w:r>
         <w:t xml:space="preserve">Между активностями заложен запас 10 минут.</w:t>
@@ -498,7 +529,126 @@
     <w:p>
       <w:pPr>
         <w:pStyle w:val="Heading2"/>
-        <w:spacing w:before="240"/>
+      </w:pPr>
+      <w:r>
+        <w:t xml:space="preserve">Тренировки вечером</w:t>
+      </w:r>
+    </w:p>
+    <w:p>
+      <w:pPr>
+        <w:pStyle w:val="ListParagraph"/>
+        <w:numPr>
+          <w:ilvl w:val="0"/>
+          <w:numId w:val="2"/>
+        </w:numPr>
+        <w:spacing w:after="40"/>
+      </w:pPr>
+      <w:r>
+        <w:t xml:space="preserve">Тренировка в 17:30. К вечеру сила и гибкость обычно выше, чем утром, от обеда проходит несколько часов, а до сна остаётся больше пяти.</w:t>
+      </w:r>
+    </w:p>
+    <w:p>
+      <w:pPr>
+        <w:pStyle w:val="ListParagraph"/>
+        <w:numPr>
+          <w:ilvl w:val="0"/>
+          <w:numId w:val="2"/>
+        </w:numPr>
+        <w:spacing w:after="40"/>
+      </w:pPr>
+      <w:r>
+        <w:t xml:space="preserve">После тренировки коктейль, затем ужин.</w:t>
+      </w:r>
+    </w:p>
+    <w:p>
+      <w:pPr>
+        <w:pStyle w:val="Heading2"/>
+      </w:pPr>
+      <w:r>
+        <w:t xml:space="preserve">Питание</w:t>
+      </w:r>
+    </w:p>
+    <w:p>
+      <w:pPr>
+        <w:pStyle w:val="ListParagraph"/>
+        <w:numPr>
+          <w:ilvl w:val="0"/>
+          <w:numId w:val="2"/>
+        </w:numPr>
+        <w:spacing w:after="40"/>
+      </w:pPr>
+      <w:r>
+        <w:t xml:space="preserve">Параметры: 70 кг, 179 см, около 17% жира. Цель: набор мышц без лишнего жира, плотные и здоровые волосы и кожа головы.</w:t>
+      </w:r>
+    </w:p>
+    <w:p>
+      <w:pPr>
+        <w:pStyle w:val="ListParagraph"/>
+        <w:numPr>
+          <w:ilvl w:val="0"/>
+          <w:numId w:val="2"/>
+        </w:numPr>
+        <w:spacing w:after="40"/>
+      </w:pPr>
+      <w:r>
+        <w:t xml:space="preserve">Белок около 2 г на кг: в тренировочный день по плану около 145 г, в рабочий по плану около 75 г, остальное в столовой (не меньше 60 г).</w:t>
+      </w:r>
+    </w:p>
+    <w:p>
+      <w:pPr>
+        <w:pStyle w:val="ListParagraph"/>
+        <w:numPr>
+          <w:ilvl w:val="0"/>
+          <w:numId w:val="2"/>
+        </w:numPr>
+        <w:spacing w:after="40"/>
+      </w:pPr>
+      <w:r>
+        <w:t xml:space="preserve">Каждый день коктейль: молоко 300 мл, КМБ-80 10 г, банан, креатин 5 г. Обязательные продукты: геркулес, фарш, картофель, лук, морковь, яйца.</w:t>
+      </w:r>
+    </w:p>
+    <w:p>
+      <w:pPr>
+        <w:pStyle w:val="ListParagraph"/>
+        <w:numPr>
+          <w:ilvl w:val="0"/>
+          <w:numId w:val="2"/>
+        </w:numPr>
+        <w:spacing w:after="40"/>
+      </w:pPr>
+      <w:r>
+        <w:t xml:space="preserve">Рычаг профицита: оливковое масло, сейчас 20 г в день (≈ 177 ккал). Менять его ты сам: взвешивайся утром, записывай вес и дозу во вкладке «Отчёт». Цель роста +0,15…+0,30 кг за 6 дней. Тренд ниже цели: добавь 5–10 г масла, выше: убери 5 г.</w:t>
+      </w:r>
+    </w:p>
+    <w:p>
+      <w:pPr>
+        <w:pStyle w:val="ListParagraph"/>
+        <w:numPr>
+          <w:ilvl w:val="0"/>
+          <w:numId w:val="2"/>
+        </w:numPr>
+        <w:spacing w:after="40"/>
+      </w:pPr>
+      <w:r>
+        <w:t xml:space="preserve">Первые 2–4 недели вес растёт и из-за воды от креатина, поэтому тренд считается с 13-го дня цикла.</w:t>
+      </w:r>
+    </w:p>
+    <w:p>
+      <w:pPr>
+        <w:pStyle w:val="ListParagraph"/>
+        <w:numPr>
+          <w:ilvl w:val="0"/>
+          <w:numId w:val="2"/>
+        </w:numPr>
+        <w:spacing w:after="40"/>
+      </w:pPr>
+      <w:r>
+        <w:t xml:space="preserve">Добавки: креатин, витамин D3 осенью и зимой, омега-3 по желанию. Конкретные товары и как их выбирать — во вкладке «Добавки».</w:t>
+      </w:r>
+    </w:p>
+    <w:p>
+      <w:pPr>
+        <w:pStyle w:val="Heading2"/>
       </w:pPr>
       <w:r>
         <w:t xml:space="preserve">Как работает приложение</w:t>
@@ -511,6 +661,7 @@
           <w:ilvl w:val="0"/>
           <w:numId w:val="2"/>
         </w:numPr>
+        <w:spacing w:after="40"/>
       </w:pPr>
       <w:r>
         <w:t xml:space="preserve">«Сейчас» показывает текущую активность по расписанию. «Начать» запускает её, «Завершить» фиксирует реальное время.</w:t>
@@ -523,18 +674,20 @@
           <w:ilvl w:val="0"/>
           <w:numId w:val="2"/>
         </w:numPr>
-      </w:pPr>
-      <w:r>
-        <w:t xml:space="preserve">Отчёт заполнять не нужно. Если активность не отмечена, время подставляется само: сначала расчётное, потом среднее по замерам. Замер, отличающийся от среднего больше чем на 2 часа, не учитывается.</w:t>
-      </w:r>
-    </w:p>
-    <w:p>
-      <w:pPr>
-        <w:pStyle w:val="ListParagraph"/>
-        <w:numPr>
-          <w:ilvl w:val="0"/>
-          <w:numId w:val="2"/>
-        </w:numPr>
+        <w:spacing w:after="40"/>
+      </w:pPr>
+      <w:r>
+        <w:t xml:space="preserve">Время активностей заполнять не нужно. Если активность не отмечена, время подставляется само: сначала расчётное, потом среднее по замерам. Замер, отличающийся от среднего больше чем на 2 часа, не учитывается. Вручную записываются только вес и доза масла.</w:t>
+      </w:r>
+    </w:p>
+    <w:p>
+      <w:pPr>
+        <w:pStyle w:val="ListParagraph"/>
+        <w:numPr>
+          <w:ilvl w:val="0"/>
+          <w:numId w:val="2"/>
+        </w:numPr>
+        <w:spacing w:after="40"/>
       </w:pPr>
       <w:r>
         <w:t xml:space="preserve">Следующие активности сдвигаются по фактическому времени (например, раньше приехал на работу, раньше выезд домой).</w:t>
@@ -547,6 +700,7 @@
           <w:ilvl w:val="0"/>
           <w:numId w:val="2"/>
         </w:numPr>
+        <w:spacing w:after="40"/>
       </w:pPr>
       <w:r>
         <w:t xml:space="preserve">Автозаполненные тренировки не меняют ступени упражнений: прогресс считается только по тренировкам, пройденным в приложении.</w:t>
@@ -559,6 +713,7 @@
           <w:ilvl w:val="0"/>
           <w:numId w:val="2"/>
         </w:numPr>
+        <w:spacing w:after="40"/>
       </w:pPr>
       <w:r>
         <w:t xml:space="preserve">Уведомления приходят в момент начала активности: из трея (если он установлен) или из открытого приложения.</w:t>
@@ -566,35 +721,62 @@
     </w:p>
     <w:p>
       <w:pPr>
+        <w:pStyle w:val="ListParagraph"/>
+        <w:numPr>
+          <w:ilvl w:val="0"/>
+          <w:numId w:val="2"/>
+        </w:numPr>
+        <w:spacing w:after="40"/>
+      </w:pPr>
+      <w:r>
+        <w:t xml:space="preserve">Если закрыть окно посреди тренировки, кнопка «Продолжить» вернёт на тот же шаг.</w:t>
+      </w:r>
+    </w:p>
+    <w:p>
+      <w:pPr>
+        <w:pStyle w:val="ListParagraph"/>
+        <w:numPr>
+          <w:ilvl w:val="0"/>
+          <w:numId w:val="2"/>
+        </w:numPr>
+        <w:spacing w:after="40"/>
+      </w:pPr>
+      <w:r>
+        <w:t xml:space="preserve">Весь прогресс хранится в браузере. Раз в 1–2 недели сохраняй копию: «Отчёт» → «Сохранить копию».</w:t>
+      </w:r>
+    </w:p>
+    <w:p>
+      <w:pPr>
+        <w:pStyle w:val="ListParagraph"/>
+        <w:numPr>
+          <w:ilvl w:val="0"/>
+          <w:numId w:val="2"/>
+        </w:numPr>
+        <w:spacing w:after="40"/>
+      </w:pPr>
+      <w:r>
+        <w:t xml:space="preserve">Рабочая версия локальная (zapusk.bat или трей). Версия на GitHub Pages нужна для наладки вне дома, данные в ней отдельные.</w:t>
+      </w:r>
+    </w:p>
+    <w:p>
+      <w:pPr>
         <w:pStyle w:val="Heading2"/>
-        <w:spacing w:before="240"/>
-      </w:pPr>
-      <w:r>
-        <w:t xml:space="preserve">Прогрессия и питание</w:t>
-      </w:r>
-    </w:p>
-    <w:p>
-      <w:pPr>
-        <w:pStyle w:val="ListParagraph"/>
-        <w:numPr>
-          <w:ilvl w:val="0"/>
-          <w:numId w:val="2"/>
-        </w:numPr>
+      </w:pPr>
+      <w:r>
+        <w:t xml:space="preserve">Прогрессия</w:t>
+      </w:r>
+    </w:p>
+    <w:p>
+      <w:pPr>
+        <w:pStyle w:val="ListParagraph"/>
+        <w:numPr>
+          <w:ilvl w:val="0"/>
+          <w:numId w:val="2"/>
+        </w:numPr>
+        <w:spacing w:after="40"/>
       </w:pPr>
       <w:r>
         <w:t xml:space="preserve">Цель ступени выполнена чисто во всех подходах на двух тренировках подряд: берёшь следующую ступень. Вес рюкзака появляется, только когда вариации с весом тела закончились.</w:t>
-      </w:r>
-    </w:p>
-    <w:p>
-      <w:pPr>
-        <w:pStyle w:val="ListParagraph"/>
-        <w:numPr>
-          <w:ilvl w:val="0"/>
-          <w:numId w:val="2"/>
-        </w:numPr>
-      </w:pPr>
-      <w:r>
-        <w:t xml:space="preserve">Рычаг профицита: геркулес в завтраке (100 г сейчас). Каждый блок приложение сверяет средний вес и меняет геркулес на 25 г.</w:t>
       </w:r>
     </w:p>
     <w:sectPr>
@@ -981,5 +1163,36 @@
       <w:szCs w:val="20"/>
     </w:rPr>
   </w:style>
+  <w:style w:type="paragraph" w:styleId="Heading1">
+    <w:name w:val="Heading 1"/>
+    <w:basedOn w:val="Normal"/>
+    <w:next w:val="Normal"/>
+    <w:qFormat/>
+    <w:pPr>
+      <w:spacing w:after="120" w:before="240"/>
+      <w:outlineLvl w:val="0"/>
+    </w:pPr>
+    <w:rPr>
+      <w:color w:val="2E74B5"/>
+      <w:sz w:val="32"/>
+      <w:szCs w:val="32"/>
+    </w:rPr>
+  </w:style>
+  <w:style w:type="paragraph" w:styleId="Heading2">
+    <w:name w:val="Heading 2"/>
+    <w:basedOn w:val="Normal"/>
+    <w:next w:val="Normal"/>
+    <w:qFormat/>
+    <w:pPr>
+      <w:keepNext/>
+      <w:spacing w:after="80" w:before="240"/>
+      <w:outlineLvl w:val="1"/>
+    </w:pPr>
+    <w:rPr>
+      <w:color w:val="2E74B5"/>
+      <w:sz w:val="26"/>
+      <w:szCs w:val="26"/>
+    </w:rPr>
+  </w:style>
 </w:styles>
 </file>